--- a/zht/docx/053.content.docx
+++ b/zht/docx/053.content.docx
@@ -325,138 +325,102 @@
           <w:lang w:val="zh_TW" w:bidi="zh_TW"/>
         </w:rPr>
       </w:r>
-      <w:hyperlink r:id="rId13">
-        <w:r>
-          <w:rPr>
-            <w:lang w:val="zh_TW" w:bidi="zh_TW"/>
-          </w:rPr>
-          <w:rPr>
-            <w:color w:val="0000EE"/>
-            <w:u w:val="single"/>
-          </w:rPr>
-          <w:t>撒母耳記上31:1–3</w:t>
-        </w:r>
-      </w:hyperlink>
-    </w:p>
-    <w:p>
-      <w:pPr>
-        <w:pStyle w:val="ListBullet"/>
-        <w:spacing w:line="240" w:lineRule="auto"/>
-        <w:ind w:left="720"/>
-      </w:pPr>
-      <w:r>
-        <w:rPr>
-          <w:lang w:val="zh_TW" w:bidi="zh_TW"/>
-        </w:rPr>
-      </w:r>
-      <w:hyperlink r:id="rId14">
-        <w:r>
-          <w:rPr>
-            <w:lang w:val="zh_TW" w:bidi="zh_TW"/>
-          </w:rPr>
-          <w:rPr>
-            <w:color w:val="0000EE"/>
-            <w:u w:val="single"/>
-          </w:rPr>
-          <w:t>歷代志下35:23–24</w:t>
-        </w:r>
-      </w:hyperlink>
-    </w:p>
-    <w:p>
-      <w:pPr>
-        <w:pStyle w:val="ListBullet"/>
-        <w:spacing w:line="240" w:lineRule="auto"/>
-        <w:ind w:left="720"/>
-      </w:pPr>
-      <w:r>
-        <w:rPr>
-          <w:lang w:val="zh_TW" w:bidi="zh_TW"/>
-        </w:rPr>
-      </w:r>
-      <w:hyperlink r:id="rId15">
-        <w:r>
-          <w:rPr>
-            <w:lang w:val="zh_TW" w:bidi="zh_TW"/>
-          </w:rPr>
-          <w:rPr>
-            <w:color w:val="0000EE"/>
-            <w:u w:val="single"/>
-          </w:rPr>
-          <w:t>創世記21:20</w:t>
-        </w:r>
-      </w:hyperlink>
-    </w:p>
-    <w:p>
-      <w:pPr>
-        <w:pStyle w:val="ListBullet"/>
-        <w:spacing w:line="240" w:lineRule="auto"/>
-        <w:ind w:left="720"/>
-      </w:pPr>
-      <w:r>
-        <w:rPr>
-          <w:lang w:val="zh_TW" w:bidi="zh_TW"/>
-        </w:rPr>
-      </w:r>
-      <w:hyperlink r:id="rId16">
-        <w:r>
-          <w:rPr>
-            <w:lang w:val="zh_TW" w:bidi="zh_TW"/>
-          </w:rPr>
-          <w:rPr>
-            <w:color w:val="0000EE"/>
-            <w:u w:val="single"/>
-          </w:rPr>
-          <w:t>以賽亞書21:16–17</w:t>
-        </w:r>
-      </w:hyperlink>
-    </w:p>
-    <w:p>
-      <w:pPr>
-        <w:pStyle w:val="ListBullet"/>
-        <w:spacing w:line="240" w:lineRule="auto"/>
-        <w:ind w:left="720"/>
-      </w:pPr>
-      <w:r>
-        <w:rPr>
-          <w:lang w:val="zh_TW" w:bidi="zh_TW"/>
-        </w:rPr>
-      </w:r>
-      <w:hyperlink r:id="rId17">
-        <w:r>
-          <w:rPr>
-            <w:lang w:val="zh_TW" w:bidi="zh_TW"/>
-          </w:rPr>
-          <w:rPr>
-            <w:color w:val="0000EE"/>
-            <w:u w:val="single"/>
-          </w:rPr>
-          <w:t>約伯記16:13</w:t>
-        </w:r>
-      </w:hyperlink>
-    </w:p>
-    <w:p>
-      <w:pPr>
-        <w:pStyle w:val="ListBullet"/>
-        <w:spacing w:line="240" w:lineRule="auto"/>
-        <w:ind w:left="720"/>
-      </w:pPr>
-      <w:r>
-        <w:rPr>
-          <w:lang w:val="zh_TW" w:bidi="zh_TW"/>
-        </w:rPr>
-      </w:r>
-      <w:hyperlink r:id="rId18">
-        <w:r>
-          <w:rPr>
-            <w:lang w:val="zh_TW" w:bidi="zh_TW"/>
-          </w:rPr>
-          <w:rPr>
-            <w:color w:val="0000EE"/>
-            <w:u w:val="single"/>
-          </w:rPr>
-          <w:t>箴言26:9–10</w:t>
-        </w:r>
-      </w:hyperlink>
+      <w:r>
+        <w:rPr>
+          <w:lang w:val="zh_TW" w:bidi="zh_TW"/>
+        </w:rPr>
+        <w:t>撒母耳記上31:1–3</w:t>
+      </w:r>
+    </w:p>
+    <w:p>
+      <w:pPr>
+        <w:pStyle w:val="ListBullet"/>
+        <w:spacing w:line="240" w:lineRule="auto"/>
+        <w:ind w:left="720"/>
+      </w:pPr>
+      <w:r>
+        <w:rPr>
+          <w:lang w:val="zh_TW" w:bidi="zh_TW"/>
+        </w:rPr>
+      </w:r>
+      <w:r>
+        <w:rPr>
+          <w:lang w:val="zh_TW" w:bidi="zh_TW"/>
+        </w:rPr>
+        <w:t>歷代志下35:23–24</w:t>
+      </w:r>
+    </w:p>
+    <w:p>
+      <w:pPr>
+        <w:pStyle w:val="ListBullet"/>
+        <w:spacing w:line="240" w:lineRule="auto"/>
+        <w:ind w:left="720"/>
+      </w:pPr>
+      <w:r>
+        <w:rPr>
+          <w:lang w:val="zh_TW" w:bidi="zh_TW"/>
+        </w:rPr>
+      </w:r>
+      <w:r>
+        <w:rPr>
+          <w:lang w:val="zh_TW" w:bidi="zh_TW"/>
+        </w:rPr>
+        <w:t>創世記21:20</w:t>
+      </w:r>
+    </w:p>
+    <w:p>
+      <w:pPr>
+        <w:pStyle w:val="ListBullet"/>
+        <w:spacing w:line="240" w:lineRule="auto"/>
+        <w:ind w:left="720"/>
+      </w:pPr>
+      <w:r>
+        <w:rPr>
+          <w:lang w:val="zh_TW" w:bidi="zh_TW"/>
+        </w:rPr>
+      </w:r>
+      <w:r>
+        <w:rPr>
+          <w:lang w:val="zh_TW" w:bidi="zh_TW"/>
+        </w:rPr>
+        <w:t>以賽亞書21:16–17</w:t>
+      </w:r>
+    </w:p>
+    <w:p>
+      <w:pPr>
+        <w:pStyle w:val="ListBullet"/>
+        <w:spacing w:line="240" w:lineRule="auto"/>
+        <w:ind w:left="720"/>
+      </w:pPr>
+      <w:r>
+        <w:rPr>
+          <w:lang w:val="zh_TW" w:bidi="zh_TW"/>
+        </w:rPr>
+      </w:r>
+      <w:r>
+        <w:rPr>
+          <w:lang w:val="zh_TW" w:bidi="zh_TW"/>
+        </w:rPr>
+        <w:t>約伯記16:13</w:t>
+      </w:r>
+    </w:p>
+    <w:p>
+      <w:pPr>
+        <w:pStyle w:val="ListBullet"/>
+        <w:spacing w:line="240" w:lineRule="auto"/>
+        <w:ind w:left="720"/>
+      </w:pPr>
+      <w:r>
+        <w:rPr>
+          <w:lang w:val="zh_TW" w:bidi="zh_TW"/>
+        </w:rPr>
+      </w:r>
+      <w:r>
+        <w:rPr>
+          <w:lang w:val="zh_TW" w:bidi="zh_TW"/>
+        </w:rPr>
+        <w:t>箴言26:9–10</w:t>
+      </w:r>
     </w:p>
     <w:p>
       <w:pPr>
@@ -640,114 +604,84 @@
           <w:lang w:val="zh_TW" w:bidi="zh_TW"/>
         </w:rPr>
       </w:r>
-      <w:hyperlink r:id="rId19">
-        <w:r>
-          <w:rPr>
-            <w:lang w:val="zh_TW" w:bidi="zh_TW"/>
-          </w:rPr>
-          <w:rPr>
-            <w:color w:val="0000EE"/>
-            <w:u w:val="single"/>
-          </w:rPr>
-          <w:t>創世記21:16</w:t>
-        </w:r>
-      </w:hyperlink>
-    </w:p>
-    <w:p>
-      <w:pPr>
-        <w:pStyle w:val="ListBullet"/>
-        <w:spacing w:line="240" w:lineRule="auto"/>
-        <w:ind w:left="720"/>
-      </w:pPr>
-      <w:r>
-        <w:rPr>
-          <w:lang w:val="zh_TW" w:bidi="zh_TW"/>
-        </w:rPr>
-      </w:r>
-      <w:hyperlink r:id="rId20">
-        <w:r>
-          <w:rPr>
-            <w:lang w:val="zh_TW" w:bidi="zh_TW"/>
-          </w:rPr>
-          <w:rPr>
-            <w:color w:val="0000EE"/>
-            <w:u w:val="single"/>
-          </w:rPr>
-          <w:t>哈巴谷書3:9–10</w:t>
-        </w:r>
-      </w:hyperlink>
-    </w:p>
-    <w:p>
-      <w:pPr>
-        <w:pStyle w:val="ListBullet"/>
-        <w:spacing w:line="240" w:lineRule="auto"/>
-        <w:ind w:left="720"/>
-      </w:pPr>
-      <w:r>
-        <w:rPr>
-          <w:lang w:val="zh_TW" w:bidi="zh_TW"/>
-        </w:rPr>
-      </w:r>
-      <w:hyperlink r:id="rId21">
-        <w:r>
-          <w:rPr>
-            <w:lang w:val="zh_TW" w:bidi="zh_TW"/>
-          </w:rPr>
-          <w:rPr>
-            <w:color w:val="0000EE"/>
-            <w:u w:val="single"/>
-          </w:rPr>
-          <w:t>約伯記29:20–22</w:t>
-        </w:r>
-      </w:hyperlink>
-    </w:p>
-    <w:p>
-      <w:pPr>
-        <w:pStyle w:val="ListBullet"/>
-        <w:spacing w:line="240" w:lineRule="auto"/>
-        <w:ind w:left="720"/>
-      </w:pPr>
-      <w:r>
-        <w:rPr>
-          <w:lang w:val="zh_TW" w:bidi="zh_TW"/>
-        </w:rPr>
-      </w:r>
-      <w:hyperlink r:id="rId22">
-        <w:r>
-          <w:rPr>
-            <w:lang w:val="zh_TW" w:bidi="zh_TW"/>
-          </w:rPr>
-          <w:rPr>
-            <w:color w:val="0000EE"/>
-            <w:u w:val="single"/>
-          </w:rPr>
-          <w:t>耶利米哀歌2:4</w:t>
-        </w:r>
-      </w:hyperlink>
-    </w:p>
-    <w:p>
-      <w:pPr>
-        <w:pStyle w:val="ListBullet"/>
-        <w:spacing w:line="240" w:lineRule="auto"/>
-        <w:ind w:left="720"/>
-      </w:pPr>
-      <w:r>
-        <w:rPr>
-          <w:lang w:val="zh_TW" w:bidi="zh_TW"/>
-        </w:rPr>
-      </w:r>
-      <w:hyperlink r:id="rId23">
-        <w:r>
-          <w:rPr>
-            <w:lang w:val="zh_TW" w:bidi="zh_TW"/>
-          </w:rPr>
-          <w:rPr>
-            <w:color w:val="0000EE"/>
-            <w:u w:val="single"/>
-          </w:rPr>
-          <w:t>詩篇58:6–8</w:t>
-        </w:r>
-      </w:hyperlink>
+      <w:r>
+        <w:rPr>
+          <w:lang w:val="zh_TW" w:bidi="zh_TW"/>
+        </w:rPr>
+        <w:t>創世記21:16</w:t>
+      </w:r>
+    </w:p>
+    <w:p>
+      <w:pPr>
+        <w:pStyle w:val="ListBullet"/>
+        <w:spacing w:line="240" w:lineRule="auto"/>
+        <w:ind w:left="720"/>
+      </w:pPr>
+      <w:r>
+        <w:rPr>
+          <w:lang w:val="zh_TW" w:bidi="zh_TW"/>
+        </w:rPr>
+      </w:r>
+      <w:r>
+        <w:rPr>
+          <w:lang w:val="zh_TW" w:bidi="zh_TW"/>
+        </w:rPr>
+        <w:t>哈巴谷書3:9–10</w:t>
+      </w:r>
+    </w:p>
+    <w:p>
+      <w:pPr>
+        <w:pStyle w:val="ListBullet"/>
+        <w:spacing w:line="240" w:lineRule="auto"/>
+        <w:ind w:left="720"/>
+      </w:pPr>
+      <w:r>
+        <w:rPr>
+          <w:lang w:val="zh_TW" w:bidi="zh_TW"/>
+        </w:rPr>
+      </w:r>
+      <w:r>
+        <w:rPr>
+          <w:lang w:val="zh_TW" w:bidi="zh_TW"/>
+        </w:rPr>
+        <w:t>約伯記29:20–22</w:t>
+      </w:r>
+    </w:p>
+    <w:p>
+      <w:pPr>
+        <w:pStyle w:val="ListBullet"/>
+        <w:spacing w:line="240" w:lineRule="auto"/>
+        <w:ind w:left="720"/>
+      </w:pPr>
+      <w:r>
+        <w:rPr>
+          <w:lang w:val="zh_TW" w:bidi="zh_TW"/>
+        </w:rPr>
+      </w:r>
+      <w:r>
+        <w:rPr>
+          <w:lang w:val="zh_TW" w:bidi="zh_TW"/>
+        </w:rPr>
+        <w:t>耶利米哀歌2:4</w:t>
+      </w:r>
+    </w:p>
+    <w:p>
+      <w:pPr>
+        <w:pStyle w:val="ListBullet"/>
+        <w:spacing w:line="240" w:lineRule="auto"/>
+        <w:ind w:left="720"/>
+      </w:pPr>
+      <w:r>
+        <w:rPr>
+          <w:lang w:val="zh_TW" w:bidi="zh_TW"/>
+        </w:rPr>
+      </w:r>
+      <w:r>
+        <w:rPr>
+          <w:lang w:val="zh_TW" w:bidi="zh_TW"/>
+        </w:rPr>
+        <w:t>詩篇58:6–8</w:t>
+      </w:r>
     </w:p>
     <w:p>
       <w:pPr>
@@ -975,90 +909,66 @@
           <w:lang w:val="zh_TW" w:bidi="zh_TW"/>
         </w:rPr>
       </w:r>
-      <w:hyperlink r:id="rId24">
-        <w:r>
-          <w:rPr>
-            <w:lang w:val="zh_TW" w:bidi="zh_TW"/>
-          </w:rPr>
-          <w:rPr>
-            <w:color w:val="0000EE"/>
-            <w:u w:val="single"/>
-          </w:rPr>
-          <w:t>使徒行傳21:39–40</w:t>
-        </w:r>
-      </w:hyperlink>
-    </w:p>
-    <w:p>
-      <w:pPr>
-        <w:pStyle w:val="ListBullet"/>
-        <w:spacing w:line="240" w:lineRule="auto"/>
-        <w:ind w:left="720"/>
-      </w:pPr>
-      <w:r>
-        <w:rPr>
-          <w:lang w:val="zh_TW" w:bidi="zh_TW"/>
-        </w:rPr>
-      </w:r>
-      <w:hyperlink r:id="rId25">
-        <w:r>
-          <w:rPr>
-            <w:lang w:val="zh_TW" w:bidi="zh_TW"/>
-          </w:rPr>
-          <w:rPr>
-            <w:color w:val="0000EE"/>
-            <w:u w:val="single"/>
-          </w:rPr>
-          <w:t>以賽亞書3:3</w:t>
-        </w:r>
-      </w:hyperlink>
-    </w:p>
-    <w:p>
-      <w:pPr>
-        <w:pStyle w:val="ListBullet"/>
-        <w:spacing w:line="240" w:lineRule="auto"/>
-        <w:ind w:left="720"/>
-      </w:pPr>
-      <w:r>
-        <w:rPr>
-          <w:lang w:val="zh_TW" w:bidi="zh_TW"/>
-        </w:rPr>
-      </w:r>
-      <w:hyperlink r:id="rId26">
-        <w:r>
-          <w:rPr>
-            <w:lang w:val="zh_TW" w:bidi="zh_TW"/>
-          </w:rPr>
-          <w:rPr>
-            <w:color w:val="0000EE"/>
-            <w:u w:val="single"/>
-          </w:rPr>
-          <w:t>路加福音15:15</w:t>
-        </w:r>
-      </w:hyperlink>
-    </w:p>
-    <w:p>
-      <w:pPr>
-        <w:pStyle w:val="ListBullet"/>
-        <w:spacing w:line="240" w:lineRule="auto"/>
-        <w:ind w:left="720"/>
-      </w:pPr>
-      <w:r>
-        <w:rPr>
-          <w:lang w:val="zh_TW" w:bidi="zh_TW"/>
-        </w:rPr>
-      </w:r>
-      <w:hyperlink r:id="rId27">
-        <w:r>
-          <w:rPr>
-            <w:lang w:val="zh_TW" w:bidi="zh_TW"/>
-          </w:rPr>
-          <w:rPr>
-            <w:color w:val="0000EE"/>
-            <w:u w:val="single"/>
-          </w:rPr>
-          <w:t>路加福音19:14</w:t>
-        </w:r>
-      </w:hyperlink>
+      <w:r>
+        <w:rPr>
+          <w:lang w:val="zh_TW" w:bidi="zh_TW"/>
+        </w:rPr>
+        <w:t>使徒行傳21:39–40</w:t>
+      </w:r>
+    </w:p>
+    <w:p>
+      <w:pPr>
+        <w:pStyle w:val="ListBullet"/>
+        <w:spacing w:line="240" w:lineRule="auto"/>
+        <w:ind w:left="720"/>
+      </w:pPr>
+      <w:r>
+        <w:rPr>
+          <w:lang w:val="zh_TW" w:bidi="zh_TW"/>
+        </w:rPr>
+      </w:r>
+      <w:r>
+        <w:rPr>
+          <w:lang w:val="zh_TW" w:bidi="zh_TW"/>
+        </w:rPr>
+        <w:t>以賽亞書3:3</w:t>
+      </w:r>
+    </w:p>
+    <w:p>
+      <w:pPr>
+        <w:pStyle w:val="ListBullet"/>
+        <w:spacing w:line="240" w:lineRule="auto"/>
+        <w:ind w:left="720"/>
+      </w:pPr>
+      <w:r>
+        <w:rPr>
+          <w:lang w:val="zh_TW" w:bidi="zh_TW"/>
+        </w:rPr>
+      </w:r>
+      <w:r>
+        <w:rPr>
+          <w:lang w:val="zh_TW" w:bidi="zh_TW"/>
+        </w:rPr>
+        <w:t>路加福音15:15</w:t>
+      </w:r>
+    </w:p>
+    <w:p>
+      <w:pPr>
+        <w:pStyle w:val="ListBullet"/>
+        <w:spacing w:line="240" w:lineRule="auto"/>
+        <w:ind w:left="720"/>
+      </w:pPr>
+      <w:r>
+        <w:rPr>
+          <w:lang w:val="zh_TW" w:bidi="zh_TW"/>
+        </w:rPr>
+      </w:r>
+      <w:r>
+        <w:rPr>
+          <w:lang w:val="zh_TW" w:bidi="zh_TW"/>
+        </w:rPr>
+        <w:t>路加福音19:14</w:t>
+      </w:r>
     </w:p>
     <w:p>
       <w:pPr>
@@ -1649,582 +1559,432 @@
           <w:lang w:val="zh_TW" w:bidi="zh_TW"/>
         </w:rPr>
       </w:r>
-      <w:hyperlink r:id="rId28">
-        <w:r>
-          <w:rPr>
-            <w:lang w:val="zh_TW" w:bidi="zh_TW"/>
-          </w:rPr>
-          <w:rPr>
-            <w:color w:val="0000EE"/>
-            <w:u w:val="single"/>
-          </w:rPr>
-          <w:t>創世記44:16</w:t>
-        </w:r>
-      </w:hyperlink>
-    </w:p>
-    <w:p>
-      <w:pPr>
-        <w:pStyle w:val="ListBullet"/>
-        <w:spacing w:line="240" w:lineRule="auto"/>
-        <w:ind w:left="720"/>
-      </w:pPr>
-      <w:r>
-        <w:rPr>
-          <w:lang w:val="zh_TW" w:bidi="zh_TW"/>
-        </w:rPr>
-      </w:r>
-      <w:hyperlink r:id="rId29">
-        <w:r>
-          <w:rPr>
-            <w:lang w:val="zh_TW" w:bidi="zh_TW"/>
-          </w:rPr>
-          <w:rPr>
-            <w:color w:val="0000EE"/>
-            <w:u w:val="single"/>
-          </w:rPr>
-          <w:t>歷代志上18:14</w:t>
-        </w:r>
-      </w:hyperlink>
-    </w:p>
-    <w:p>
-      <w:pPr>
-        <w:pStyle w:val="ListBullet"/>
-        <w:spacing w:line="240" w:lineRule="auto"/>
-        <w:ind w:left="720"/>
-      </w:pPr>
-      <w:r>
-        <w:rPr>
-          <w:lang w:val="zh_TW" w:bidi="zh_TW"/>
-        </w:rPr>
-      </w:r>
-      <w:hyperlink r:id="rId30">
-        <w:r>
-          <w:rPr>
-            <w:lang w:val="zh_TW" w:bidi="zh_TW"/>
-          </w:rPr>
-          <w:rPr>
-            <w:color w:val="0000EE"/>
-            <w:u w:val="single"/>
-          </w:rPr>
-          <w:t>以賽亞書4:3–4</w:t>
-        </w:r>
-      </w:hyperlink>
-    </w:p>
-    <w:p>
-      <w:pPr>
-        <w:pStyle w:val="ListBullet"/>
-        <w:spacing w:line="240" w:lineRule="auto"/>
-        <w:ind w:left="720"/>
-      </w:pPr>
-      <w:r>
-        <w:rPr>
-          <w:lang w:val="zh_TW" w:bidi="zh_TW"/>
-        </w:rPr>
-      </w:r>
-      <w:hyperlink r:id="rId31">
-        <w:r>
-          <w:rPr>
-            <w:lang w:val="zh_TW" w:bidi="zh_TW"/>
-          </w:rPr>
-          <w:rPr>
-            <w:color w:val="0000EE"/>
-            <w:u w:val="single"/>
-          </w:rPr>
-          <w:t>耶利米書22:3</w:t>
-        </w:r>
-      </w:hyperlink>
-    </w:p>
-    <w:p>
-      <w:pPr>
-        <w:pStyle w:val="ListBullet"/>
-        <w:spacing w:line="240" w:lineRule="auto"/>
-        <w:ind w:left="720"/>
-      </w:pPr>
-      <w:r>
-        <w:rPr>
-          <w:lang w:val="zh_TW" w:bidi="zh_TW"/>
-        </w:rPr>
-      </w:r>
-      <w:hyperlink r:id="rId32">
-        <w:r>
-          <w:rPr>
-            <w:lang w:val="zh_TW" w:bidi="zh_TW"/>
-          </w:rPr>
-          <w:rPr>
-            <w:color w:val="0000EE"/>
-            <w:u w:val="single"/>
-          </w:rPr>
-          <w:t>以西結書18:16–17</w:t>
-        </w:r>
-      </w:hyperlink>
-    </w:p>
-    <w:p>
-      <w:pPr>
-        <w:pStyle w:val="ListBullet"/>
-        <w:spacing w:line="240" w:lineRule="auto"/>
-        <w:ind w:left="720"/>
-      </w:pPr>
-      <w:r>
-        <w:rPr>
-          <w:lang w:val="zh_TW" w:bidi="zh_TW"/>
-        </w:rPr>
-      </w:r>
-      <w:hyperlink r:id="rId33">
-        <w:r>
-          <w:rPr>
-            <w:lang w:val="zh_TW" w:bidi="zh_TW"/>
-          </w:rPr>
-          <w:rPr>
-            <w:color w:val="0000EE"/>
-            <w:u w:val="single"/>
-          </w:rPr>
-          <w:t>彌迦書3:8</w:t>
-        </w:r>
-      </w:hyperlink>
-    </w:p>
-    <w:p>
-      <w:pPr>
-        <w:pStyle w:val="ListBullet"/>
-        <w:spacing w:line="240" w:lineRule="auto"/>
-        <w:ind w:left="720"/>
-      </w:pPr>
-      <w:r>
-        <w:rPr>
-          <w:lang w:val="zh_TW" w:bidi="zh_TW"/>
-        </w:rPr>
-      </w:r>
-      <w:hyperlink r:id="rId34">
-        <w:r>
-          <w:rPr>
-            <w:lang w:val="zh_TW" w:bidi="zh_TW"/>
-          </w:rPr>
-          <w:rPr>
-            <w:color w:val="0000EE"/>
-            <w:u w:val="single"/>
-          </w:rPr>
-          <w:t>馬太福音5:43–45</w:t>
-        </w:r>
-      </w:hyperlink>
-    </w:p>
-    <w:p>
-      <w:pPr>
-        <w:pStyle w:val="ListBullet"/>
-        <w:spacing w:line="240" w:lineRule="auto"/>
-        <w:ind w:left="720"/>
-      </w:pPr>
-      <w:r>
-        <w:rPr>
-          <w:lang w:val="zh_TW" w:bidi="zh_TW"/>
-        </w:rPr>
-      </w:r>
-      <w:hyperlink r:id="rId35">
-        <w:r>
-          <w:rPr>
-            <w:lang w:val="zh_TW" w:bidi="zh_TW"/>
-          </w:rPr>
-          <w:rPr>
-            <w:color w:val="0000EE"/>
-            <w:u w:val="single"/>
-          </w:rPr>
-          <w:t>馬太福音11:19</w:t>
-        </w:r>
-      </w:hyperlink>
-    </w:p>
-    <w:p>
-      <w:pPr>
-        <w:pStyle w:val="ListBullet"/>
-        <w:spacing w:line="240" w:lineRule="auto"/>
-        <w:ind w:left="720"/>
-      </w:pPr>
-      <w:r>
-        <w:rPr>
-          <w:lang w:val="zh_TW" w:bidi="zh_TW"/>
-        </w:rPr>
-      </w:r>
-      <w:hyperlink r:id="rId36">
-        <w:r>
-          <w:rPr>
-            <w:lang w:val="zh_TW" w:bidi="zh_TW"/>
-          </w:rPr>
-          <w:rPr>
-            <w:color w:val="0000EE"/>
-            <w:u w:val="single"/>
-          </w:rPr>
-          <w:t>馬太福音23:23–24</w:t>
-        </w:r>
-      </w:hyperlink>
-    </w:p>
-    <w:p>
-      <w:pPr>
-        <w:pStyle w:val="ListBullet"/>
-        <w:spacing w:line="240" w:lineRule="auto"/>
-        <w:ind w:left="720"/>
-      </w:pPr>
-      <w:r>
-        <w:rPr>
-          <w:lang w:val="zh_TW" w:bidi="zh_TW"/>
-        </w:rPr>
-      </w:r>
-      <w:hyperlink r:id="rId37">
-        <w:r>
-          <w:rPr>
-            <w:lang w:val="zh_TW" w:bidi="zh_TW"/>
-          </w:rPr>
-          <w:rPr>
-            <w:color w:val="0000EE"/>
-            <w:u w:val="single"/>
-          </w:rPr>
-          <w:t>路加福音18:3</w:t>
-        </w:r>
-      </w:hyperlink>
-    </w:p>
-    <w:p>
-      <w:pPr>
-        <w:pStyle w:val="ListBullet"/>
-        <w:spacing w:line="240" w:lineRule="auto"/>
-        <w:ind w:left="720"/>
-      </w:pPr>
-      <w:r>
-        <w:rPr>
-          <w:lang w:val="zh_TW" w:bidi="zh_TW"/>
-        </w:rPr>
-      </w:r>
-      <w:hyperlink r:id="rId38">
-        <w:r>
-          <w:rPr>
-            <w:lang w:val="zh_TW" w:bidi="zh_TW"/>
-          </w:rPr>
-          <w:rPr>
-            <w:color w:val="0000EE"/>
-            <w:u w:val="single"/>
-          </w:rPr>
-          <w:t>路加福音18:8</w:t>
-        </w:r>
-      </w:hyperlink>
-    </w:p>
-    <w:p>
-      <w:pPr>
-        <w:pStyle w:val="ListBullet"/>
-        <w:spacing w:line="240" w:lineRule="auto"/>
-        <w:ind w:left="720"/>
-      </w:pPr>
-      <w:r>
-        <w:rPr>
-          <w:lang w:val="zh_TW" w:bidi="zh_TW"/>
-        </w:rPr>
-      </w:r>
-      <w:hyperlink r:id="rId39">
-        <w:r>
-          <w:rPr>
-            <w:lang w:val="zh_TW" w:bidi="zh_TW"/>
-          </w:rPr>
-          <w:rPr>
-            <w:color w:val="0000EE"/>
-            <w:u w:val="single"/>
-          </w:rPr>
-          <w:t>路加福音18:13–14</w:t>
-        </w:r>
-      </w:hyperlink>
-    </w:p>
-    <w:p>
-      <w:pPr>
-        <w:pStyle w:val="ListBullet"/>
-        <w:spacing w:line="240" w:lineRule="auto"/>
-        <w:ind w:left="720"/>
-      </w:pPr>
-      <w:r>
-        <w:rPr>
-          <w:lang w:val="zh_TW" w:bidi="zh_TW"/>
-        </w:rPr>
-      </w:r>
-      <w:hyperlink r:id="rId40">
-        <w:r>
-          <w:rPr>
-            <w:lang w:val="zh_TW" w:bidi="zh_TW"/>
-          </w:rPr>
-          <w:rPr>
-            <w:color w:val="0000EE"/>
-            <w:u w:val="single"/>
-          </w:rPr>
-          <w:t>路加福音21:20–22</w:t>
-        </w:r>
-      </w:hyperlink>
-    </w:p>
-    <w:p>
-      <w:pPr>
-        <w:pStyle w:val="ListBullet"/>
-        <w:spacing w:line="240" w:lineRule="auto"/>
-        <w:ind w:left="720"/>
-      </w:pPr>
-      <w:r>
-        <w:rPr>
-          <w:lang w:val="zh_TW" w:bidi="zh_TW"/>
-        </w:rPr>
-      </w:r>
-      <w:hyperlink r:id="rId41">
-        <w:r>
-          <w:rPr>
-            <w:lang w:val="zh_TW" w:bidi="zh_TW"/>
-          </w:rPr>
-          <w:rPr>
-            <w:color w:val="0000EE"/>
-            <w:u w:val="single"/>
-          </w:rPr>
-          <w:t>路加福音23:41</w:t>
-        </w:r>
-      </w:hyperlink>
-    </w:p>
-    <w:p>
-      <w:pPr>
-        <w:pStyle w:val="ListBullet"/>
-        <w:spacing w:line="240" w:lineRule="auto"/>
-        <w:ind w:left="720"/>
-      </w:pPr>
-      <w:r>
-        <w:rPr>
-          <w:lang w:val="zh_TW" w:bidi="zh_TW"/>
-        </w:rPr>
-      </w:r>
-      <w:hyperlink r:id="rId42">
-        <w:r>
-          <w:rPr>
-            <w:lang w:val="zh_TW" w:bidi="zh_TW"/>
-          </w:rPr>
-          <w:rPr>
-            <w:color w:val="0000EE"/>
-            <w:u w:val="single"/>
-          </w:rPr>
-          <w:t>使徒行傳13:38–39</w:t>
-        </w:r>
-      </w:hyperlink>
-    </w:p>
-    <w:p>
-      <w:pPr>
-        <w:pStyle w:val="ListBullet"/>
-        <w:spacing w:line="240" w:lineRule="auto"/>
-        <w:ind w:left="720"/>
-      </w:pPr>
-      <w:r>
-        <w:rPr>
-          <w:lang w:val="zh_TW" w:bidi="zh_TW"/>
-        </w:rPr>
-      </w:r>
-      <w:hyperlink r:id="rId43">
-        <w:r>
-          <w:rPr>
-            <w:lang w:val="zh_TW" w:bidi="zh_TW"/>
-          </w:rPr>
-          <w:rPr>
-            <w:color w:val="0000EE"/>
-            <w:u w:val="single"/>
-          </w:rPr>
-          <w:t>使徒行傳28:4</w:t>
-        </w:r>
-      </w:hyperlink>
-    </w:p>
-    <w:p>
-      <w:pPr>
-        <w:pStyle w:val="ListBullet"/>
-        <w:spacing w:line="240" w:lineRule="auto"/>
-        <w:ind w:left="720"/>
-      </w:pPr>
-      <w:r>
-        <w:rPr>
-          <w:lang w:val="zh_TW" w:bidi="zh_TW"/>
-        </w:rPr>
-      </w:r>
-      <w:hyperlink r:id="rId44">
-        <w:r>
-          <w:rPr>
-            <w:lang w:val="zh_TW" w:bidi="zh_TW"/>
-          </w:rPr>
-          <w:rPr>
-            <w:color w:val="0000EE"/>
-            <w:u w:val="single"/>
-          </w:rPr>
-          <w:t>羅馬書4:1–3</w:t>
-        </w:r>
-      </w:hyperlink>
-    </w:p>
-    <w:p>
-      <w:pPr>
-        <w:pStyle w:val="ListBullet"/>
-        <w:spacing w:line="240" w:lineRule="auto"/>
-        <w:ind w:left="720"/>
-      </w:pPr>
-      <w:r>
-        <w:rPr>
-          <w:lang w:val="zh_TW" w:bidi="zh_TW"/>
-        </w:rPr>
-      </w:r>
-      <w:hyperlink r:id="rId45">
-        <w:r>
-          <w:rPr>
-            <w:lang w:val="zh_TW" w:bidi="zh_TW"/>
-          </w:rPr>
-          <w:rPr>
-            <w:color w:val="0000EE"/>
-            <w:u w:val="single"/>
-          </w:rPr>
-          <w:t>加拉太書</w:t>
-        </w:r>
-      </w:hyperlink>
-      <w:hyperlink r:id="rId46">
-        <w:r>
-          <w:rPr>
-            <w:lang w:val="zh_TW" w:bidi="zh_TW"/>
-          </w:rPr>
-          <w:rPr>
-            <w:color w:val="0000EE"/>
-            <w:u w:val="single"/>
-          </w:rPr>
-          <w:t>3:6–9</w:t>
-        </w:r>
-      </w:hyperlink>
-    </w:p>
-    <w:p>
-      <w:pPr>
-        <w:pStyle w:val="ListBullet"/>
-        <w:spacing w:line="240" w:lineRule="auto"/>
-        <w:ind w:left="720"/>
-      </w:pPr>
-      <w:r>
-        <w:rPr>
-          <w:lang w:val="zh_TW" w:bidi="zh_TW"/>
-        </w:rPr>
-      </w:r>
-      <w:hyperlink r:id="rId47">
-        <w:r>
-          <w:rPr>
-            <w:lang w:val="zh_TW" w:bidi="zh_TW"/>
-          </w:rPr>
-          <w:rPr>
-            <w:color w:val="0000EE"/>
-            <w:u w:val="single"/>
-          </w:rPr>
-          <w:t>加拉太書3:11</w:t>
-        </w:r>
-      </w:hyperlink>
-    </w:p>
-    <w:p>
-      <w:pPr>
-        <w:pStyle w:val="ListBullet"/>
-        <w:spacing w:line="240" w:lineRule="auto"/>
-        <w:ind w:left="720"/>
-      </w:pPr>
-      <w:r>
-        <w:rPr>
-          <w:lang w:val="zh_TW" w:bidi="zh_TW"/>
-        </w:rPr>
-      </w:r>
-      <w:hyperlink r:id="rId45">
-        <w:r>
-          <w:rPr>
-            <w:lang w:val="zh_TW" w:bidi="zh_TW"/>
-          </w:rPr>
-          <w:rPr>
-            <w:color w:val="0000EE"/>
-            <w:u w:val="single"/>
-          </w:rPr>
-          <w:t>加拉太書5:3–4</w:t>
-        </w:r>
-      </w:hyperlink>
-    </w:p>
-    <w:p>
-      <w:pPr>
-        <w:pStyle w:val="ListBullet"/>
-        <w:spacing w:line="240" w:lineRule="auto"/>
-        <w:ind w:left="720"/>
-      </w:pPr>
-      <w:r>
-        <w:rPr>
-          <w:lang w:val="zh_TW" w:bidi="zh_TW"/>
-        </w:rPr>
-      </w:r>
-      <w:hyperlink r:id="rId48">
-        <w:r>
-          <w:rPr>
-            <w:lang w:val="zh_TW" w:bidi="zh_TW"/>
-          </w:rPr>
-          <w:rPr>
-            <w:color w:val="0000EE"/>
-            <w:u w:val="single"/>
-          </w:rPr>
-          <w:t>提多書3:6–7</w:t>
-        </w:r>
-      </w:hyperlink>
-    </w:p>
-    <w:p>
-      <w:pPr>
-        <w:pStyle w:val="ListBullet"/>
-        <w:spacing w:line="240" w:lineRule="auto"/>
-        <w:ind w:left="720"/>
-      </w:pPr>
-      <w:r>
-        <w:rPr>
-          <w:lang w:val="zh_TW" w:bidi="zh_TW"/>
-        </w:rPr>
-      </w:r>
-      <w:hyperlink r:id="rId49">
-        <w:r>
-          <w:rPr>
-            <w:lang w:val="zh_TW" w:bidi="zh_TW"/>
-          </w:rPr>
-          <w:rPr>
-            <w:color w:val="0000EE"/>
-            <w:u w:val="single"/>
-          </w:rPr>
-          <w:t>希伯來書6:10</w:t>
-        </w:r>
-      </w:hyperlink>
-    </w:p>
-    <w:p>
-      <w:pPr>
-        <w:pStyle w:val="ListBullet"/>
-        <w:spacing w:line="240" w:lineRule="auto"/>
-        <w:ind w:left="720"/>
-      </w:pPr>
-      <w:r>
-        <w:rPr>
-          <w:lang w:val="zh_TW" w:bidi="zh_TW"/>
-        </w:rPr>
-      </w:r>
-      <w:hyperlink r:id="rId50">
-        <w:r>
-          <w:rPr>
-            <w:lang w:val="zh_TW" w:bidi="zh_TW"/>
-          </w:rPr>
-          <w:rPr>
-            <w:color w:val="0000EE"/>
-            <w:u w:val="single"/>
-          </w:rPr>
-          <w:t>雅各書2:24</w:t>
-        </w:r>
-      </w:hyperlink>
-    </w:p>
-    <w:p>
-      <w:pPr>
-        <w:pStyle w:val="ListBullet"/>
-        <w:spacing w:line="240" w:lineRule="auto"/>
-        <w:ind w:left="720"/>
-      </w:pPr>
-      <w:r>
-        <w:rPr>
-          <w:lang w:val="zh_TW" w:bidi="zh_TW"/>
-        </w:rPr>
-      </w:r>
-      <w:hyperlink r:id="rId51">
-        <w:r>
-          <w:rPr>
-            <w:lang w:val="zh_TW" w:bidi="zh_TW"/>
-          </w:rPr>
-          <w:rPr>
-            <w:color w:val="0000EE"/>
-            <w:u w:val="single"/>
-          </w:rPr>
-          <w:t>啟示錄15:3–4</w:t>
-        </w:r>
-      </w:hyperlink>
+      <w:r>
+        <w:rPr>
+          <w:lang w:val="zh_TW" w:bidi="zh_TW"/>
+        </w:rPr>
+        <w:t>創世記44:16</w:t>
+      </w:r>
+    </w:p>
+    <w:p>
+      <w:pPr>
+        <w:pStyle w:val="ListBullet"/>
+        <w:spacing w:line="240" w:lineRule="auto"/>
+        <w:ind w:left="720"/>
+      </w:pPr>
+      <w:r>
+        <w:rPr>
+          <w:lang w:val="zh_TW" w:bidi="zh_TW"/>
+        </w:rPr>
+      </w:r>
+      <w:r>
+        <w:rPr>
+          <w:lang w:val="zh_TW" w:bidi="zh_TW"/>
+        </w:rPr>
+        <w:t>歷代志上18:14</w:t>
+      </w:r>
+    </w:p>
+    <w:p>
+      <w:pPr>
+        <w:pStyle w:val="ListBullet"/>
+        <w:spacing w:line="240" w:lineRule="auto"/>
+        <w:ind w:left="720"/>
+      </w:pPr>
+      <w:r>
+        <w:rPr>
+          <w:lang w:val="zh_TW" w:bidi="zh_TW"/>
+        </w:rPr>
+      </w:r>
+      <w:r>
+        <w:rPr>
+          <w:lang w:val="zh_TW" w:bidi="zh_TW"/>
+        </w:rPr>
+        <w:t>以賽亞書4:3–4</w:t>
+      </w:r>
+    </w:p>
+    <w:p>
+      <w:pPr>
+        <w:pStyle w:val="ListBullet"/>
+        <w:spacing w:line="240" w:lineRule="auto"/>
+        <w:ind w:left="720"/>
+      </w:pPr>
+      <w:r>
+        <w:rPr>
+          <w:lang w:val="zh_TW" w:bidi="zh_TW"/>
+        </w:rPr>
+      </w:r>
+      <w:r>
+        <w:rPr>
+          <w:lang w:val="zh_TW" w:bidi="zh_TW"/>
+        </w:rPr>
+        <w:t>耶利米書22:3</w:t>
+      </w:r>
+    </w:p>
+    <w:p>
+      <w:pPr>
+        <w:pStyle w:val="ListBullet"/>
+        <w:spacing w:line="240" w:lineRule="auto"/>
+        <w:ind w:left="720"/>
+      </w:pPr>
+      <w:r>
+        <w:rPr>
+          <w:lang w:val="zh_TW" w:bidi="zh_TW"/>
+        </w:rPr>
+      </w:r>
+      <w:r>
+        <w:rPr>
+          <w:lang w:val="zh_TW" w:bidi="zh_TW"/>
+        </w:rPr>
+        <w:t>以西結書18:16–17</w:t>
+      </w:r>
+    </w:p>
+    <w:p>
+      <w:pPr>
+        <w:pStyle w:val="ListBullet"/>
+        <w:spacing w:line="240" w:lineRule="auto"/>
+        <w:ind w:left="720"/>
+      </w:pPr>
+      <w:r>
+        <w:rPr>
+          <w:lang w:val="zh_TW" w:bidi="zh_TW"/>
+        </w:rPr>
+      </w:r>
+      <w:r>
+        <w:rPr>
+          <w:lang w:val="zh_TW" w:bidi="zh_TW"/>
+        </w:rPr>
+        <w:t>彌迦書3:8</w:t>
+      </w:r>
+    </w:p>
+    <w:p>
+      <w:pPr>
+        <w:pStyle w:val="ListBullet"/>
+        <w:spacing w:line="240" w:lineRule="auto"/>
+        <w:ind w:left="720"/>
+      </w:pPr>
+      <w:r>
+        <w:rPr>
+          <w:lang w:val="zh_TW" w:bidi="zh_TW"/>
+        </w:rPr>
+      </w:r>
+      <w:r>
+        <w:rPr>
+          <w:lang w:val="zh_TW" w:bidi="zh_TW"/>
+        </w:rPr>
+        <w:t>馬太福音5:43–45</w:t>
+      </w:r>
+    </w:p>
+    <w:p>
+      <w:pPr>
+        <w:pStyle w:val="ListBullet"/>
+        <w:spacing w:line="240" w:lineRule="auto"/>
+        <w:ind w:left="720"/>
+      </w:pPr>
+      <w:r>
+        <w:rPr>
+          <w:lang w:val="zh_TW" w:bidi="zh_TW"/>
+        </w:rPr>
+      </w:r>
+      <w:r>
+        <w:rPr>
+          <w:lang w:val="zh_TW" w:bidi="zh_TW"/>
+        </w:rPr>
+        <w:t>馬太福音11:19</w:t>
+      </w:r>
+    </w:p>
+    <w:p>
+      <w:pPr>
+        <w:pStyle w:val="ListBullet"/>
+        <w:spacing w:line="240" w:lineRule="auto"/>
+        <w:ind w:left="720"/>
+      </w:pPr>
+      <w:r>
+        <w:rPr>
+          <w:lang w:val="zh_TW" w:bidi="zh_TW"/>
+        </w:rPr>
+      </w:r>
+      <w:r>
+        <w:rPr>
+          <w:lang w:val="zh_TW" w:bidi="zh_TW"/>
+        </w:rPr>
+        <w:t>馬太福音23:23–24</w:t>
+      </w:r>
+    </w:p>
+    <w:p>
+      <w:pPr>
+        <w:pStyle w:val="ListBullet"/>
+        <w:spacing w:line="240" w:lineRule="auto"/>
+        <w:ind w:left="720"/>
+      </w:pPr>
+      <w:r>
+        <w:rPr>
+          <w:lang w:val="zh_TW" w:bidi="zh_TW"/>
+        </w:rPr>
+      </w:r>
+      <w:r>
+        <w:rPr>
+          <w:lang w:val="zh_TW" w:bidi="zh_TW"/>
+        </w:rPr>
+        <w:t>路加福音18:3</w:t>
+      </w:r>
+    </w:p>
+    <w:p>
+      <w:pPr>
+        <w:pStyle w:val="ListBullet"/>
+        <w:spacing w:line="240" w:lineRule="auto"/>
+        <w:ind w:left="720"/>
+      </w:pPr>
+      <w:r>
+        <w:rPr>
+          <w:lang w:val="zh_TW" w:bidi="zh_TW"/>
+        </w:rPr>
+      </w:r>
+      <w:r>
+        <w:rPr>
+          <w:lang w:val="zh_TW" w:bidi="zh_TW"/>
+        </w:rPr>
+        <w:t>路加福音18:8</w:t>
+      </w:r>
+    </w:p>
+    <w:p>
+      <w:pPr>
+        <w:pStyle w:val="ListBullet"/>
+        <w:spacing w:line="240" w:lineRule="auto"/>
+        <w:ind w:left="720"/>
+      </w:pPr>
+      <w:r>
+        <w:rPr>
+          <w:lang w:val="zh_TW" w:bidi="zh_TW"/>
+        </w:rPr>
+      </w:r>
+      <w:r>
+        <w:rPr>
+          <w:lang w:val="zh_TW" w:bidi="zh_TW"/>
+        </w:rPr>
+        <w:t>路加福音18:13–14</w:t>
+      </w:r>
+    </w:p>
+    <w:p>
+      <w:pPr>
+        <w:pStyle w:val="ListBullet"/>
+        <w:spacing w:line="240" w:lineRule="auto"/>
+        <w:ind w:left="720"/>
+      </w:pPr>
+      <w:r>
+        <w:rPr>
+          <w:lang w:val="zh_TW" w:bidi="zh_TW"/>
+        </w:rPr>
+      </w:r>
+      <w:r>
+        <w:rPr>
+          <w:lang w:val="zh_TW" w:bidi="zh_TW"/>
+        </w:rPr>
+        <w:t>路加福音21:20–22</w:t>
+      </w:r>
+    </w:p>
+    <w:p>
+      <w:pPr>
+        <w:pStyle w:val="ListBullet"/>
+        <w:spacing w:line="240" w:lineRule="auto"/>
+        <w:ind w:left="720"/>
+      </w:pPr>
+      <w:r>
+        <w:rPr>
+          <w:lang w:val="zh_TW" w:bidi="zh_TW"/>
+        </w:rPr>
+      </w:r>
+      <w:r>
+        <w:rPr>
+          <w:lang w:val="zh_TW" w:bidi="zh_TW"/>
+        </w:rPr>
+        <w:t>路加福音23:41</w:t>
+      </w:r>
+    </w:p>
+    <w:p>
+      <w:pPr>
+        <w:pStyle w:val="ListBullet"/>
+        <w:spacing w:line="240" w:lineRule="auto"/>
+        <w:ind w:left="720"/>
+      </w:pPr>
+      <w:r>
+        <w:rPr>
+          <w:lang w:val="zh_TW" w:bidi="zh_TW"/>
+        </w:rPr>
+      </w:r>
+      <w:r>
+        <w:rPr>
+          <w:lang w:val="zh_TW" w:bidi="zh_TW"/>
+        </w:rPr>
+        <w:t>使徒行傳13:38–39</w:t>
+      </w:r>
+    </w:p>
+    <w:p>
+      <w:pPr>
+        <w:pStyle w:val="ListBullet"/>
+        <w:spacing w:line="240" w:lineRule="auto"/>
+        <w:ind w:left="720"/>
+      </w:pPr>
+      <w:r>
+        <w:rPr>
+          <w:lang w:val="zh_TW" w:bidi="zh_TW"/>
+        </w:rPr>
+      </w:r>
+      <w:r>
+        <w:rPr>
+          <w:lang w:val="zh_TW" w:bidi="zh_TW"/>
+        </w:rPr>
+        <w:t>使徒行傳28:4</w:t>
+      </w:r>
+    </w:p>
+    <w:p>
+      <w:pPr>
+        <w:pStyle w:val="ListBullet"/>
+        <w:spacing w:line="240" w:lineRule="auto"/>
+        <w:ind w:left="720"/>
+      </w:pPr>
+      <w:r>
+        <w:rPr>
+          <w:lang w:val="zh_TW" w:bidi="zh_TW"/>
+        </w:rPr>
+      </w:r>
+      <w:r>
+        <w:rPr>
+          <w:lang w:val="zh_TW" w:bidi="zh_TW"/>
+        </w:rPr>
+        <w:t>羅馬書4:1–3</w:t>
+      </w:r>
+    </w:p>
+    <w:p>
+      <w:pPr>
+        <w:pStyle w:val="ListBullet"/>
+        <w:spacing w:line="240" w:lineRule="auto"/>
+        <w:ind w:left="720"/>
+      </w:pPr>
+      <w:r>
+        <w:rPr>
+          <w:lang w:val="zh_TW" w:bidi="zh_TW"/>
+        </w:rPr>
+      </w:r>
+      <w:r>
+        <w:rPr>
+          <w:lang w:val="zh_TW" w:bidi="zh_TW"/>
+        </w:rPr>
+        <w:t>加拉太書</w:t>
+      </w:r>
+      <w:r>
+        <w:rPr>
+          <w:lang w:val="zh_TW" w:bidi="zh_TW"/>
+        </w:rPr>
+        <w:t>3:6–9</w:t>
+      </w:r>
+    </w:p>
+    <w:p>
+      <w:pPr>
+        <w:pStyle w:val="ListBullet"/>
+        <w:spacing w:line="240" w:lineRule="auto"/>
+        <w:ind w:left="720"/>
+      </w:pPr>
+      <w:r>
+        <w:rPr>
+          <w:lang w:val="zh_TW" w:bidi="zh_TW"/>
+        </w:rPr>
+      </w:r>
+      <w:r>
+        <w:rPr>
+          <w:lang w:val="zh_TW" w:bidi="zh_TW"/>
+        </w:rPr>
+        <w:t>加拉太書3:11</w:t>
+      </w:r>
+    </w:p>
+    <w:p>
+      <w:pPr>
+        <w:pStyle w:val="ListBullet"/>
+        <w:spacing w:line="240" w:lineRule="auto"/>
+        <w:ind w:left="720"/>
+      </w:pPr>
+      <w:r>
+        <w:rPr>
+          <w:lang w:val="zh_TW" w:bidi="zh_TW"/>
+        </w:rPr>
+      </w:r>
+      <w:r>
+        <w:rPr>
+          <w:lang w:val="zh_TW" w:bidi="zh_TW"/>
+        </w:rPr>
+        <w:t>加拉太書5:3–4</w:t>
+      </w:r>
+    </w:p>
+    <w:p>
+      <w:pPr>
+        <w:pStyle w:val="ListBullet"/>
+        <w:spacing w:line="240" w:lineRule="auto"/>
+        <w:ind w:left="720"/>
+      </w:pPr>
+      <w:r>
+        <w:rPr>
+          <w:lang w:val="zh_TW" w:bidi="zh_TW"/>
+        </w:rPr>
+      </w:r>
+      <w:r>
+        <w:rPr>
+          <w:lang w:val="zh_TW" w:bidi="zh_TW"/>
+        </w:rPr>
+        <w:t>提多書3:6–7</w:t>
+      </w:r>
+    </w:p>
+    <w:p>
+      <w:pPr>
+        <w:pStyle w:val="ListBullet"/>
+        <w:spacing w:line="240" w:lineRule="auto"/>
+        <w:ind w:left="720"/>
+      </w:pPr>
+      <w:r>
+        <w:rPr>
+          <w:lang w:val="zh_TW" w:bidi="zh_TW"/>
+        </w:rPr>
+      </w:r>
+      <w:r>
+        <w:rPr>
+          <w:lang w:val="zh_TW" w:bidi="zh_TW"/>
+        </w:rPr>
+        <w:t>希伯來書6:10</w:t>
+      </w:r>
+    </w:p>
+    <w:p>
+      <w:pPr>
+        <w:pStyle w:val="ListBullet"/>
+        <w:spacing w:line="240" w:lineRule="auto"/>
+        <w:ind w:left="720"/>
+      </w:pPr>
+      <w:r>
+        <w:rPr>
+          <w:lang w:val="zh_TW" w:bidi="zh_TW"/>
+        </w:rPr>
+      </w:r>
+      <w:r>
+        <w:rPr>
+          <w:lang w:val="zh_TW" w:bidi="zh_TW"/>
+        </w:rPr>
+        <w:t>雅各書2:24</w:t>
+      </w:r>
+    </w:p>
+    <w:p>
+      <w:pPr>
+        <w:pStyle w:val="ListBullet"/>
+        <w:spacing w:line="240" w:lineRule="auto"/>
+        <w:ind w:left="720"/>
+      </w:pPr>
+      <w:r>
+        <w:rPr>
+          <w:lang w:val="zh_TW" w:bidi="zh_TW"/>
+        </w:rPr>
+      </w:r>
+      <w:r>
+        <w:rPr>
+          <w:lang w:val="zh_TW" w:bidi="zh_TW"/>
+        </w:rPr>
+        <w:t>啟示錄15:3–4</w:t>
+      </w:r>
     </w:p>
     <w:p>
       <w:pPr>
@@ -3128,474 +2888,354 @@
           <w:lang w:val="zh_TW" w:bidi="zh_TW"/>
         </w:rPr>
       </w:r>
-      <w:hyperlink r:id="rId52">
-        <w:r>
-          <w:rPr>
-            <w:lang w:val="zh_TW" w:bidi="zh_TW"/>
-          </w:rPr>
-          <w:rPr>
-            <w:color w:val="0000EE"/>
-            <w:u w:val="single"/>
-          </w:rPr>
-          <w:t>申命記19:16</w:t>
-        </w:r>
-      </w:hyperlink>
-    </w:p>
-    <w:p>
-      <w:pPr>
-        <w:pStyle w:val="ListBullet"/>
-        <w:spacing w:line="240" w:lineRule="auto"/>
-        <w:ind w:left="720"/>
-      </w:pPr>
-      <w:r>
-        <w:rPr>
-          <w:lang w:val="zh_TW" w:bidi="zh_TW"/>
-        </w:rPr>
-      </w:r>
-      <w:hyperlink r:id="rId53">
-        <w:r>
-          <w:rPr>
-            <w:lang w:val="zh_TW" w:bidi="zh_TW"/>
-          </w:rPr>
-          <w:rPr>
-            <w:color w:val="0000EE"/>
-            <w:u w:val="single"/>
-          </w:rPr>
-          <w:t>約伯記1:8</w:t>
-        </w:r>
-      </w:hyperlink>
-    </w:p>
-    <w:p>
-      <w:pPr>
-        <w:pStyle w:val="ListBullet"/>
-        <w:spacing w:line="240" w:lineRule="auto"/>
-        <w:ind w:left="720"/>
-      </w:pPr>
-      <w:r>
-        <w:rPr>
-          <w:lang w:val="zh_TW" w:bidi="zh_TW"/>
-        </w:rPr>
-      </w:r>
-      <w:hyperlink r:id="rId54">
-        <w:r>
-          <w:rPr>
-            <w:lang w:val="zh_TW" w:bidi="zh_TW"/>
-          </w:rPr>
-          <w:rPr>
-            <w:color w:val="0000EE"/>
-            <w:u w:val="single"/>
-          </w:rPr>
-          <w:t>詩篇37:30</w:t>
-        </w:r>
-      </w:hyperlink>
-    </w:p>
-    <w:p>
-      <w:pPr>
-        <w:pStyle w:val="ListBullet"/>
-        <w:spacing w:line="240" w:lineRule="auto"/>
-        <w:ind w:left="720"/>
-      </w:pPr>
-      <w:r>
-        <w:rPr>
-          <w:lang w:val="zh_TW" w:bidi="zh_TW"/>
-        </w:rPr>
-      </w:r>
-      <w:hyperlink r:id="rId55">
-        <w:r>
-          <w:rPr>
-            <w:lang w:val="zh_TW" w:bidi="zh_TW"/>
-          </w:rPr>
-          <w:rPr>
-            <w:color w:val="0000EE"/>
-            <w:u w:val="single"/>
-          </w:rPr>
-          <w:t>詩篇49:14</w:t>
-        </w:r>
-      </w:hyperlink>
-    </w:p>
-    <w:p>
-      <w:pPr>
-        <w:pStyle w:val="ListBullet"/>
-        <w:spacing w:line="240" w:lineRule="auto"/>
-        <w:ind w:left="720"/>
-      </w:pPr>
-      <w:r>
-        <w:rPr>
-          <w:lang w:val="zh_TW" w:bidi="zh_TW"/>
-        </w:rPr>
-      </w:r>
-      <w:hyperlink r:id="rId56">
-        <w:r>
-          <w:rPr>
-            <w:lang w:val="zh_TW" w:bidi="zh_TW"/>
-          </w:rPr>
-          <w:rPr>
-            <w:color w:val="0000EE"/>
-            <w:u w:val="single"/>
-          </w:rPr>
-          <w:t>詩篇107:42</w:t>
-        </w:r>
-      </w:hyperlink>
-    </w:p>
-    <w:p>
-      <w:pPr>
-        <w:pStyle w:val="ListBullet"/>
-        <w:spacing w:line="240" w:lineRule="auto"/>
-        <w:ind w:left="720"/>
-      </w:pPr>
-      <w:r>
-        <w:rPr>
-          <w:lang w:val="zh_TW" w:bidi="zh_TW"/>
-        </w:rPr>
-      </w:r>
-      <w:hyperlink r:id="rId57">
-        <w:r>
-          <w:rPr>
-            <w:lang w:val="zh_TW" w:bidi="zh_TW"/>
-          </w:rPr>
-          <w:rPr>
-            <w:color w:val="0000EE"/>
-            <w:u w:val="single"/>
-          </w:rPr>
-          <w:t>傳道書12:10–11</w:t>
-        </w:r>
-      </w:hyperlink>
-    </w:p>
-    <w:p>
-      <w:pPr>
-        <w:pStyle w:val="ListBullet"/>
-        <w:spacing w:line="240" w:lineRule="auto"/>
-        <w:ind w:left="720"/>
-      </w:pPr>
-      <w:r>
-        <w:rPr>
-          <w:lang w:val="zh_TW" w:bidi="zh_TW"/>
-        </w:rPr>
-      </w:r>
-      <w:hyperlink r:id="rId58">
-        <w:r>
-          <w:rPr>
-            <w:lang w:val="zh_TW" w:bidi="zh_TW"/>
-          </w:rPr>
-          <w:rPr>
-            <w:color w:val="0000EE"/>
-            <w:u w:val="single"/>
-          </w:rPr>
-          <w:t>以賽亞書48:1–2</w:t>
-        </w:r>
-      </w:hyperlink>
-    </w:p>
-    <w:p>
-      <w:pPr>
-        <w:pStyle w:val="ListBullet"/>
-        <w:spacing w:line="240" w:lineRule="auto"/>
-        <w:ind w:left="720"/>
-      </w:pPr>
-      <w:r>
-        <w:rPr>
-          <w:lang w:val="zh_TW" w:bidi="zh_TW"/>
-        </w:rPr>
-      </w:r>
-      <w:hyperlink r:id="rId59">
-        <w:r>
-          <w:rPr>
-            <w:lang w:val="zh_TW" w:bidi="zh_TW"/>
-          </w:rPr>
-          <w:rPr>
-            <w:color w:val="0000EE"/>
-            <w:u w:val="single"/>
-          </w:rPr>
-          <w:t>以西結書33:13</w:t>
-        </w:r>
-      </w:hyperlink>
-    </w:p>
-    <w:p>
-      <w:pPr>
-        <w:pStyle w:val="ListBullet"/>
-        <w:spacing w:line="240" w:lineRule="auto"/>
-        <w:ind w:left="720"/>
-      </w:pPr>
-      <w:r>
-        <w:rPr>
-          <w:lang w:val="zh_TW" w:bidi="zh_TW"/>
-        </w:rPr>
-      </w:r>
-      <w:hyperlink r:id="rId60">
-        <w:r>
-          <w:rPr>
-            <w:lang w:val="zh_TW" w:bidi="zh_TW"/>
-          </w:rPr>
-          <w:rPr>
-            <w:color w:val="0000EE"/>
-            <w:u w:val="single"/>
-          </w:rPr>
-          <w:t>瑪拉基書2:6</w:t>
-        </w:r>
-      </w:hyperlink>
-    </w:p>
-    <w:p>
-      <w:pPr>
-        <w:pStyle w:val="ListBullet"/>
-        <w:spacing w:line="240" w:lineRule="auto"/>
-        <w:ind w:left="720"/>
-      </w:pPr>
-      <w:r>
-        <w:rPr>
-          <w:lang w:val="zh_TW" w:bidi="zh_TW"/>
-        </w:rPr>
-      </w:r>
-      <w:hyperlink r:id="rId61">
-        <w:r>
-          <w:rPr>
-            <w:lang w:val="zh_TW" w:bidi="zh_TW"/>
-          </w:rPr>
-          <w:rPr>
-            <w:color w:val="0000EE"/>
-            <w:u w:val="single"/>
-          </w:rPr>
-          <w:t>馬太福音6:1</w:t>
-        </w:r>
-      </w:hyperlink>
-    </w:p>
-    <w:p>
-      <w:pPr>
-        <w:pStyle w:val="ListBullet"/>
-        <w:spacing w:line="240" w:lineRule="auto"/>
-        <w:ind w:left="720"/>
-      </w:pPr>
-      <w:r>
-        <w:rPr>
-          <w:lang w:val="zh_TW" w:bidi="zh_TW"/>
-        </w:rPr>
-      </w:r>
-      <w:hyperlink r:id="rId62">
-        <w:r>
-          <w:rPr>
-            <w:lang w:val="zh_TW" w:bidi="zh_TW"/>
-          </w:rPr>
-          <w:rPr>
-            <w:color w:val="0000EE"/>
-            <w:u w:val="single"/>
-          </w:rPr>
-          <w:t>使徒行傳3:13–14</w:t>
-        </w:r>
-      </w:hyperlink>
-    </w:p>
-    <w:p>
-      <w:pPr>
-        <w:pStyle w:val="ListBullet"/>
-        <w:spacing w:line="240" w:lineRule="auto"/>
-        <w:ind w:left="720"/>
-      </w:pPr>
-      <w:r>
-        <w:rPr>
-          <w:lang w:val="zh_TW" w:bidi="zh_TW"/>
-        </w:rPr>
-      </w:r>
-      <w:hyperlink r:id="rId63">
-        <w:r>
-          <w:rPr>
-            <w:lang w:val="zh_TW" w:bidi="zh_TW"/>
-          </w:rPr>
-          <w:rPr>
-            <w:color w:val="0000EE"/>
-            <w:u w:val="single"/>
-          </w:rPr>
-          <w:t>羅馬書1:29–31</w:t>
-        </w:r>
-      </w:hyperlink>
-    </w:p>
-    <w:p>
-      <w:pPr>
-        <w:pStyle w:val="ListBullet"/>
-        <w:spacing w:line="240" w:lineRule="auto"/>
-        <w:ind w:left="720"/>
-      </w:pPr>
-      <w:r>
-        <w:rPr>
-          <w:lang w:val="zh_TW" w:bidi="zh_TW"/>
-        </w:rPr>
-      </w:r>
-      <w:hyperlink r:id="rId64">
-        <w:r>
-          <w:rPr>
-            <w:lang w:val="zh_TW" w:bidi="zh_TW"/>
-          </w:rPr>
-          <w:rPr>
-            <w:color w:val="0000EE"/>
-            <w:u w:val="single"/>
-          </w:rPr>
-          <w:t>哥林多前書6:9</w:t>
-        </w:r>
-      </w:hyperlink>
-    </w:p>
-    <w:p>
-      <w:pPr>
-        <w:pStyle w:val="ListBullet"/>
-        <w:spacing w:line="240" w:lineRule="auto"/>
-        <w:ind w:left="720"/>
-      </w:pPr>
-      <w:r>
-        <w:rPr>
-          <w:lang w:val="zh_TW" w:bidi="zh_TW"/>
-        </w:rPr>
-      </w:r>
-      <w:hyperlink r:id="rId65">
-        <w:r>
-          <w:rPr>
-            <w:lang w:val="zh_TW" w:bidi="zh_TW"/>
-          </w:rPr>
-          <w:rPr>
-            <w:color w:val="0000EE"/>
-            <w:u w:val="single"/>
-          </w:rPr>
-          <w:t>加拉太書3:7</w:t>
-        </w:r>
-      </w:hyperlink>
-    </w:p>
-    <w:p>
-      <w:pPr>
-        <w:pStyle w:val="ListBullet"/>
-        <w:spacing w:line="240" w:lineRule="auto"/>
-        <w:ind w:left="720"/>
-      </w:pPr>
-      <w:r>
-        <w:rPr>
-          <w:lang w:val="zh_TW" w:bidi="zh_TW"/>
-        </w:rPr>
-      </w:r>
-      <w:hyperlink r:id="rId66">
-        <w:r>
-          <w:rPr>
-            <w:lang w:val="zh_TW" w:bidi="zh_TW"/>
-          </w:rPr>
-          <w:rPr>
-            <w:color w:val="0000EE"/>
-            <w:u w:val="single"/>
-          </w:rPr>
-          <w:t>歌羅西書3:25</w:t>
-        </w:r>
-      </w:hyperlink>
-    </w:p>
-    <w:p>
-      <w:pPr>
-        <w:pStyle w:val="ListBullet"/>
-        <w:spacing w:line="240" w:lineRule="auto"/>
-        <w:ind w:left="720"/>
-      </w:pPr>
-      <w:r>
-        <w:rPr>
-          <w:lang w:val="zh_TW" w:bidi="zh_TW"/>
-        </w:rPr>
-      </w:r>
-      <w:hyperlink r:id="rId67">
-        <w:r>
-          <w:rPr>
-            <w:lang w:val="zh_TW" w:bidi="zh_TW"/>
-          </w:rPr>
-          <w:rPr>
-            <w:color w:val="0000EE"/>
-            <w:u w:val="single"/>
-          </w:rPr>
-          <w:t>帖撒羅尼迦後書2:10</w:t>
-        </w:r>
-      </w:hyperlink>
-    </w:p>
-    <w:p>
-      <w:pPr>
-        <w:pStyle w:val="ListBullet"/>
-        <w:spacing w:line="240" w:lineRule="auto"/>
-        <w:ind w:left="720"/>
-      </w:pPr>
-      <w:r>
-        <w:rPr>
-          <w:lang w:val="zh_TW" w:bidi="zh_TW"/>
-        </w:rPr>
-      </w:r>
-      <w:hyperlink r:id="rId68">
-        <w:r>
-          <w:rPr>
-            <w:lang w:val="zh_TW" w:bidi="zh_TW"/>
-          </w:rPr>
-          <w:rPr>
-            <w:color w:val="0000EE"/>
-            <w:u w:val="single"/>
-          </w:rPr>
-          <w:t>提摩太後書3:16</w:t>
-        </w:r>
-      </w:hyperlink>
-    </w:p>
-    <w:p>
-      <w:pPr>
-        <w:pStyle w:val="ListBullet"/>
-        <w:spacing w:line="240" w:lineRule="auto"/>
-        <w:ind w:left="720"/>
-      </w:pPr>
-      <w:r>
-        <w:rPr>
-          <w:lang w:val="zh_TW" w:bidi="zh_TW"/>
-        </w:rPr>
-      </w:r>
-      <w:hyperlink r:id="rId69">
-        <w:r>
-          <w:rPr>
-            <w:lang w:val="zh_TW" w:bidi="zh_TW"/>
-          </w:rPr>
-          <w:rPr>
-            <w:color w:val="0000EE"/>
-            <w:u w:val="single"/>
-          </w:rPr>
-          <w:t>彼得前書3:18–20</w:t>
-        </w:r>
-      </w:hyperlink>
-    </w:p>
-    <w:p>
-      <w:pPr>
-        <w:pStyle w:val="ListBullet"/>
-        <w:spacing w:line="240" w:lineRule="auto"/>
-        <w:ind w:left="720"/>
-      </w:pPr>
-      <w:r>
-        <w:rPr>
-          <w:lang w:val="zh_TW" w:bidi="zh_TW"/>
-        </w:rPr>
-      </w:r>
-      <w:hyperlink r:id="rId70">
-        <w:r>
-          <w:rPr>
-            <w:lang w:val="zh_TW" w:bidi="zh_TW"/>
-          </w:rPr>
-          <w:rPr>
-            <w:color w:val="0000EE"/>
-            <w:u w:val="single"/>
-          </w:rPr>
-          <w:t>約翰壹書1:9</w:t>
-        </w:r>
-      </w:hyperlink>
-    </w:p>
-    <w:p>
-      <w:pPr>
-        <w:pStyle w:val="ListBullet"/>
-        <w:spacing w:line="240" w:lineRule="auto"/>
-        <w:ind w:left="720"/>
-      </w:pPr>
-      <w:r>
-        <w:rPr>
-          <w:lang w:val="zh_TW" w:bidi="zh_TW"/>
-        </w:rPr>
-      </w:r>
-      <w:hyperlink r:id="rId71">
-        <w:r>
-          <w:rPr>
-            <w:lang w:val="zh_TW" w:bidi="zh_TW"/>
-          </w:rPr>
-          <w:rPr>
-            <w:color w:val="0000EE"/>
-            <w:u w:val="single"/>
-          </w:rPr>
-          <w:t>約翰壹書5:16–17</w:t>
-        </w:r>
-      </w:hyperlink>
+      <w:r>
+        <w:rPr>
+          <w:lang w:val="zh_TW" w:bidi="zh_TW"/>
+        </w:rPr>
+        <w:t>申命記19:16</w:t>
+      </w:r>
+    </w:p>
+    <w:p>
+      <w:pPr>
+        <w:pStyle w:val="ListBullet"/>
+        <w:spacing w:line="240" w:lineRule="auto"/>
+        <w:ind w:left="720"/>
+      </w:pPr>
+      <w:r>
+        <w:rPr>
+          <w:lang w:val="zh_TW" w:bidi="zh_TW"/>
+        </w:rPr>
+      </w:r>
+      <w:r>
+        <w:rPr>
+          <w:lang w:val="zh_TW" w:bidi="zh_TW"/>
+        </w:rPr>
+        <w:t>約伯記1:8</w:t>
+      </w:r>
+    </w:p>
+    <w:p>
+      <w:pPr>
+        <w:pStyle w:val="ListBullet"/>
+        <w:spacing w:line="240" w:lineRule="auto"/>
+        <w:ind w:left="720"/>
+      </w:pPr>
+      <w:r>
+        <w:rPr>
+          <w:lang w:val="zh_TW" w:bidi="zh_TW"/>
+        </w:rPr>
+      </w:r>
+      <w:r>
+        <w:rPr>
+          <w:lang w:val="zh_TW" w:bidi="zh_TW"/>
+        </w:rPr>
+        <w:t>詩篇37:30</w:t>
+      </w:r>
+    </w:p>
+    <w:p>
+      <w:pPr>
+        <w:pStyle w:val="ListBullet"/>
+        <w:spacing w:line="240" w:lineRule="auto"/>
+        <w:ind w:left="720"/>
+      </w:pPr>
+      <w:r>
+        <w:rPr>
+          <w:lang w:val="zh_TW" w:bidi="zh_TW"/>
+        </w:rPr>
+      </w:r>
+      <w:r>
+        <w:rPr>
+          <w:lang w:val="zh_TW" w:bidi="zh_TW"/>
+        </w:rPr>
+        <w:t>詩篇49:14</w:t>
+      </w:r>
+    </w:p>
+    <w:p>
+      <w:pPr>
+        <w:pStyle w:val="ListBullet"/>
+        <w:spacing w:line="240" w:lineRule="auto"/>
+        <w:ind w:left="720"/>
+      </w:pPr>
+      <w:r>
+        <w:rPr>
+          <w:lang w:val="zh_TW" w:bidi="zh_TW"/>
+        </w:rPr>
+      </w:r>
+      <w:r>
+        <w:rPr>
+          <w:lang w:val="zh_TW" w:bidi="zh_TW"/>
+        </w:rPr>
+        <w:t>詩篇107:42</w:t>
+      </w:r>
+    </w:p>
+    <w:p>
+      <w:pPr>
+        <w:pStyle w:val="ListBullet"/>
+        <w:spacing w:line="240" w:lineRule="auto"/>
+        <w:ind w:left="720"/>
+      </w:pPr>
+      <w:r>
+        <w:rPr>
+          <w:lang w:val="zh_TW" w:bidi="zh_TW"/>
+        </w:rPr>
+      </w:r>
+      <w:r>
+        <w:rPr>
+          <w:lang w:val="zh_TW" w:bidi="zh_TW"/>
+        </w:rPr>
+        <w:t>傳道書12:10–11</w:t>
+      </w:r>
+    </w:p>
+    <w:p>
+      <w:pPr>
+        <w:pStyle w:val="ListBullet"/>
+        <w:spacing w:line="240" w:lineRule="auto"/>
+        <w:ind w:left="720"/>
+      </w:pPr>
+      <w:r>
+        <w:rPr>
+          <w:lang w:val="zh_TW" w:bidi="zh_TW"/>
+        </w:rPr>
+      </w:r>
+      <w:r>
+        <w:rPr>
+          <w:lang w:val="zh_TW" w:bidi="zh_TW"/>
+        </w:rPr>
+        <w:t>以賽亞書48:1–2</w:t>
+      </w:r>
+    </w:p>
+    <w:p>
+      <w:pPr>
+        <w:pStyle w:val="ListBullet"/>
+        <w:spacing w:line="240" w:lineRule="auto"/>
+        <w:ind w:left="720"/>
+      </w:pPr>
+      <w:r>
+        <w:rPr>
+          <w:lang w:val="zh_TW" w:bidi="zh_TW"/>
+        </w:rPr>
+      </w:r>
+      <w:r>
+        <w:rPr>
+          <w:lang w:val="zh_TW" w:bidi="zh_TW"/>
+        </w:rPr>
+        <w:t>以西結書33:13</w:t>
+      </w:r>
+    </w:p>
+    <w:p>
+      <w:pPr>
+        <w:pStyle w:val="ListBullet"/>
+        <w:spacing w:line="240" w:lineRule="auto"/>
+        <w:ind w:left="720"/>
+      </w:pPr>
+      <w:r>
+        <w:rPr>
+          <w:lang w:val="zh_TW" w:bidi="zh_TW"/>
+        </w:rPr>
+      </w:r>
+      <w:r>
+        <w:rPr>
+          <w:lang w:val="zh_TW" w:bidi="zh_TW"/>
+        </w:rPr>
+        <w:t>瑪拉基書2:6</w:t>
+      </w:r>
+    </w:p>
+    <w:p>
+      <w:pPr>
+        <w:pStyle w:val="ListBullet"/>
+        <w:spacing w:line="240" w:lineRule="auto"/>
+        <w:ind w:left="720"/>
+      </w:pPr>
+      <w:r>
+        <w:rPr>
+          <w:lang w:val="zh_TW" w:bidi="zh_TW"/>
+        </w:rPr>
+      </w:r>
+      <w:r>
+        <w:rPr>
+          <w:lang w:val="zh_TW" w:bidi="zh_TW"/>
+        </w:rPr>
+        <w:t>馬太福音6:1</w:t>
+      </w:r>
+    </w:p>
+    <w:p>
+      <w:pPr>
+        <w:pStyle w:val="ListBullet"/>
+        <w:spacing w:line="240" w:lineRule="auto"/>
+        <w:ind w:left="720"/>
+      </w:pPr>
+      <w:r>
+        <w:rPr>
+          <w:lang w:val="zh_TW" w:bidi="zh_TW"/>
+        </w:rPr>
+      </w:r>
+      <w:r>
+        <w:rPr>
+          <w:lang w:val="zh_TW" w:bidi="zh_TW"/>
+        </w:rPr>
+        <w:t>使徒行傳3:13–14</w:t>
+      </w:r>
+    </w:p>
+    <w:p>
+      <w:pPr>
+        <w:pStyle w:val="ListBullet"/>
+        <w:spacing w:line="240" w:lineRule="auto"/>
+        <w:ind w:left="720"/>
+      </w:pPr>
+      <w:r>
+        <w:rPr>
+          <w:lang w:val="zh_TW" w:bidi="zh_TW"/>
+        </w:rPr>
+      </w:r>
+      <w:r>
+        <w:rPr>
+          <w:lang w:val="zh_TW" w:bidi="zh_TW"/>
+        </w:rPr>
+        <w:t>羅馬書1:29–31</w:t>
+      </w:r>
+    </w:p>
+    <w:p>
+      <w:pPr>
+        <w:pStyle w:val="ListBullet"/>
+        <w:spacing w:line="240" w:lineRule="auto"/>
+        <w:ind w:left="720"/>
+      </w:pPr>
+      <w:r>
+        <w:rPr>
+          <w:lang w:val="zh_TW" w:bidi="zh_TW"/>
+        </w:rPr>
+      </w:r>
+      <w:r>
+        <w:rPr>
+          <w:lang w:val="zh_TW" w:bidi="zh_TW"/>
+        </w:rPr>
+        <w:t>哥林多前書6:9</w:t>
+      </w:r>
+    </w:p>
+    <w:p>
+      <w:pPr>
+        <w:pStyle w:val="ListBullet"/>
+        <w:spacing w:line="240" w:lineRule="auto"/>
+        <w:ind w:left="720"/>
+      </w:pPr>
+      <w:r>
+        <w:rPr>
+          <w:lang w:val="zh_TW" w:bidi="zh_TW"/>
+        </w:rPr>
+      </w:r>
+      <w:r>
+        <w:rPr>
+          <w:lang w:val="zh_TW" w:bidi="zh_TW"/>
+        </w:rPr>
+        <w:t>加拉太書3:7</w:t>
+      </w:r>
+    </w:p>
+    <w:p>
+      <w:pPr>
+        <w:pStyle w:val="ListBullet"/>
+        <w:spacing w:line="240" w:lineRule="auto"/>
+        <w:ind w:left="720"/>
+      </w:pPr>
+      <w:r>
+        <w:rPr>
+          <w:lang w:val="zh_TW" w:bidi="zh_TW"/>
+        </w:rPr>
+      </w:r>
+      <w:r>
+        <w:rPr>
+          <w:lang w:val="zh_TW" w:bidi="zh_TW"/>
+        </w:rPr>
+        <w:t>歌羅西書3:25</w:t>
+      </w:r>
+    </w:p>
+    <w:p>
+      <w:pPr>
+        <w:pStyle w:val="ListBullet"/>
+        <w:spacing w:line="240" w:lineRule="auto"/>
+        <w:ind w:left="720"/>
+      </w:pPr>
+      <w:r>
+        <w:rPr>
+          <w:lang w:val="zh_TW" w:bidi="zh_TW"/>
+        </w:rPr>
+      </w:r>
+      <w:r>
+        <w:rPr>
+          <w:lang w:val="zh_TW" w:bidi="zh_TW"/>
+        </w:rPr>
+        <w:t>帖撒羅尼迦後書2:10</w:t>
+      </w:r>
+    </w:p>
+    <w:p>
+      <w:pPr>
+        <w:pStyle w:val="ListBullet"/>
+        <w:spacing w:line="240" w:lineRule="auto"/>
+        <w:ind w:left="720"/>
+      </w:pPr>
+      <w:r>
+        <w:rPr>
+          <w:lang w:val="zh_TW" w:bidi="zh_TW"/>
+        </w:rPr>
+      </w:r>
+      <w:r>
+        <w:rPr>
+          <w:lang w:val="zh_TW" w:bidi="zh_TW"/>
+        </w:rPr>
+        <w:t>提摩太後書3:16</w:t>
+      </w:r>
+    </w:p>
+    <w:p>
+      <w:pPr>
+        <w:pStyle w:val="ListBullet"/>
+        <w:spacing w:line="240" w:lineRule="auto"/>
+        <w:ind w:left="720"/>
+      </w:pPr>
+      <w:r>
+        <w:rPr>
+          <w:lang w:val="zh_TW" w:bidi="zh_TW"/>
+        </w:rPr>
+      </w:r>
+      <w:r>
+        <w:rPr>
+          <w:lang w:val="zh_TW" w:bidi="zh_TW"/>
+        </w:rPr>
+        <w:t>彼得前書3:18–20</w:t>
+      </w:r>
+    </w:p>
+    <w:p>
+      <w:pPr>
+        <w:pStyle w:val="ListBullet"/>
+        <w:spacing w:line="240" w:lineRule="auto"/>
+        <w:ind w:left="720"/>
+      </w:pPr>
+      <w:r>
+        <w:rPr>
+          <w:lang w:val="zh_TW" w:bidi="zh_TW"/>
+        </w:rPr>
+      </w:r>
+      <w:r>
+        <w:rPr>
+          <w:lang w:val="zh_TW" w:bidi="zh_TW"/>
+        </w:rPr>
+        <w:t>約翰壹書1:9</w:t>
+      </w:r>
+    </w:p>
+    <w:p>
+      <w:pPr>
+        <w:pStyle w:val="ListBullet"/>
+        <w:spacing w:line="240" w:lineRule="auto"/>
+        <w:ind w:left="720"/>
+      </w:pPr>
+      <w:r>
+        <w:rPr>
+          <w:lang w:val="zh_TW" w:bidi="zh_TW"/>
+        </w:rPr>
+      </w:r>
+      <w:r>
+        <w:rPr>
+          <w:lang w:val="zh_TW" w:bidi="zh_TW"/>
+        </w:rPr>
+        <w:t>約翰壹書5:16–17</w:t>
+      </w:r>
     </w:p>
     <w:p>
       <w:pPr>
@@ -4077,90 +3717,66 @@
           <w:lang w:val="zh_TW" w:bidi="zh_TW"/>
         </w:rPr>
       </w:r>
-      <w:hyperlink r:id="rId72">
-        <w:r>
-          <w:rPr>
-            <w:lang w:val="zh_TW" w:bidi="zh_TW"/>
-          </w:rPr>
-          <w:rPr>
-            <w:color w:val="0000EE"/>
-            <w:u w:val="single"/>
-          </w:rPr>
-          <w:t>歷代志上18:1–2</w:t>
-        </w:r>
-      </w:hyperlink>
-    </w:p>
-    <w:p>
-      <w:pPr>
-        <w:pStyle w:val="ListBullet"/>
-        <w:spacing w:line="240" w:lineRule="auto"/>
-        <w:ind w:left="720"/>
-      </w:pPr>
-      <w:r>
-        <w:rPr>
-          <w:lang w:val="zh_TW" w:bidi="zh_TW"/>
-        </w:rPr>
-      </w:r>
-      <w:hyperlink r:id="rId73">
-        <w:r>
-          <w:rPr>
-            <w:lang w:val="zh_TW" w:bidi="zh_TW"/>
-          </w:rPr>
-          <w:rPr>
-            <w:color w:val="0000EE"/>
-            <w:u w:val="single"/>
-          </w:rPr>
-          <w:t>歷代志下9:22–24</w:t>
-        </w:r>
-      </w:hyperlink>
-    </w:p>
-    <w:p>
-      <w:pPr>
-        <w:pStyle w:val="ListBullet"/>
-        <w:spacing w:line="240" w:lineRule="auto"/>
-        <w:ind w:left="720"/>
-      </w:pPr>
-      <w:r>
-        <w:rPr>
-          <w:lang w:val="zh_TW" w:bidi="zh_TW"/>
-        </w:rPr>
-      </w:r>
-      <w:hyperlink r:id="rId74">
-        <w:r>
-          <w:rPr>
-            <w:lang w:val="zh_TW" w:bidi="zh_TW"/>
-          </w:rPr>
-          <w:rPr>
-            <w:color w:val="0000EE"/>
-            <w:u w:val="single"/>
-          </w:rPr>
-          <w:t>列王紀下17:3</w:t>
-        </w:r>
-      </w:hyperlink>
-    </w:p>
-    <w:p>
-      <w:pPr>
-        <w:pStyle w:val="ListBullet"/>
-        <w:spacing w:line="240" w:lineRule="auto"/>
-        <w:ind w:left="720"/>
-      </w:pPr>
-      <w:r>
-        <w:rPr>
-          <w:lang w:val="zh_TW" w:bidi="zh_TW"/>
-        </w:rPr>
-      </w:r>
-      <w:hyperlink r:id="rId75">
-        <w:r>
-          <w:rPr>
-            <w:lang w:val="zh_TW" w:bidi="zh_TW"/>
-          </w:rPr>
-          <w:rPr>
-            <w:color w:val="0000EE"/>
-            <w:u w:val="single"/>
-          </w:rPr>
-          <w:t>路加福音23:2</w:t>
-        </w:r>
-      </w:hyperlink>
+      <w:r>
+        <w:rPr>
+          <w:lang w:val="zh_TW" w:bidi="zh_TW"/>
+        </w:rPr>
+        <w:t>歷代志上18:1–2</w:t>
+      </w:r>
+    </w:p>
+    <w:p>
+      <w:pPr>
+        <w:pStyle w:val="ListBullet"/>
+        <w:spacing w:line="240" w:lineRule="auto"/>
+        <w:ind w:left="720"/>
+      </w:pPr>
+      <w:r>
+        <w:rPr>
+          <w:lang w:val="zh_TW" w:bidi="zh_TW"/>
+        </w:rPr>
+      </w:r>
+      <w:r>
+        <w:rPr>
+          <w:lang w:val="zh_TW" w:bidi="zh_TW"/>
+        </w:rPr>
+        <w:t>歷代志下9:22–24</w:t>
+      </w:r>
+    </w:p>
+    <w:p>
+      <w:pPr>
+        <w:pStyle w:val="ListBullet"/>
+        <w:spacing w:line="240" w:lineRule="auto"/>
+        <w:ind w:left="720"/>
+      </w:pPr>
+      <w:r>
+        <w:rPr>
+          <w:lang w:val="zh_TW" w:bidi="zh_TW"/>
+        </w:rPr>
+      </w:r>
+      <w:r>
+        <w:rPr>
+          <w:lang w:val="zh_TW" w:bidi="zh_TW"/>
+        </w:rPr>
+        <w:t>列王紀下17:3</w:t>
+      </w:r>
+    </w:p>
+    <w:p>
+      <w:pPr>
+        <w:pStyle w:val="ListBullet"/>
+        <w:spacing w:line="240" w:lineRule="auto"/>
+        <w:ind w:left="720"/>
+      </w:pPr>
+      <w:r>
+        <w:rPr>
+          <w:lang w:val="zh_TW" w:bidi="zh_TW"/>
+        </w:rPr>
+      </w:r>
+      <w:r>
+        <w:rPr>
+          <w:lang w:val="zh_TW" w:bidi="zh_TW"/>
+        </w:rPr>
+        <w:t>路加福音23:2</w:t>
+      </w:r>
     </w:p>
     <w:p>
       <w:pPr>

--- a/zht/docx/053.content.docx
+++ b/zht/docx/053.content.docx
@@ -2803,67 +2803,31 @@
         <w:rPr>
           <w:lang w:val="zh_TW" w:bidi="zh_TW"/>
         </w:rPr>
+        <w:t>、順服、純潔、</w:t>
+      </w:r>
+      <w:r>
+        <w:rPr>
+          <w:lang w:val="zh_TW" w:bidi="zh_TW"/>
+        </w:rPr>
+        <w:t>公義</w:t>
+      </w:r>
+      <w:r>
+        <w:rPr>
+          <w:lang w:val="zh_TW" w:bidi="zh_TW"/>
+        </w:rPr>
         <w:t>、</w:t>
       </w:r>
       <w:r>
         <w:rPr>
           <w:lang w:val="zh_TW" w:bidi="zh_TW"/>
         </w:rPr>
-        <w:t>順服</w:t>
-      </w:r>
-      <w:r>
-        <w:rPr>
-          <w:lang w:val="zh_TW" w:bidi="zh_TW"/>
-        </w:rPr>
-        <w:t>、</w:t>
-      </w:r>
-      <w:r>
-        <w:rPr>
-          <w:lang w:val="zh_TW" w:bidi="zh_TW"/>
-        </w:rPr>
-        <w:t>純潔</w:t>
-      </w:r>
-      <w:r>
-        <w:rPr>
-          <w:lang w:val="zh_TW" w:bidi="zh_TW"/>
-        </w:rPr>
-        <w:t>、</w:t>
-      </w:r>
-      <w:r>
-        <w:rPr>
-          <w:lang w:val="zh_TW" w:bidi="zh_TW"/>
-        </w:rPr>
-        <w:t>公義</w:t>
-      </w:r>
-      <w:r>
-        <w:rPr>
-          <w:lang w:val="zh_TW" w:bidi="zh_TW"/>
-        </w:rPr>
-        <w:t>、</w:t>
-      </w:r>
-      <w:r>
-        <w:rPr>
-          <w:lang w:val="zh_TW" w:bidi="zh_TW"/>
-        </w:rPr>
         <w:t>罪</w:t>
       </w:r>
       <w:r>
         <w:rPr>
           <w:lang w:val="zh_TW" w:bidi="zh_TW"/>
         </w:rPr>
-        <w:t>、</w:t>
-      </w:r>
-      <w:r>
-        <w:rPr>
-          <w:lang w:val="zh_TW" w:bidi="zh_TW"/>
-        </w:rPr>
-        <w:t>非法的</w:t>
-      </w:r>
-      <w:r>
-        <w:rPr>
-          <w:lang w:val="zh_TW" w:bidi="zh_TW"/>
-        </w:rPr>
-        <w:t>）</w:t>
+        <w:t>、非法的）</w:t>
       </w:r>
     </w:p>
     <w:p>
